--- a/tillsyn/A 62006-2025 tillsynsbegäran.docx
+++ b/tillsyn/A 62006-2025 tillsynsbegäran.docx
@@ -231,7 +231,7 @@
     <w:r>
       <w:tab/>
       <w:tab/>
-      <w:t>2025-12-19</w:t>
+      <w:t>2025-12-20</w:t>
       <w:br/>
       <w:br/>
     </w:r>

--- a/tillsyn/A 62006-2025 tillsynsbegäran.docx
+++ b/tillsyn/A 62006-2025 tillsynsbegäran.docx
@@ -231,7 +231,7 @@
     <w:r>
       <w:tab/>
       <w:tab/>
-      <w:t>2025-12-20</w:t>
+      <w:t>2025-12-21</w:t>
       <w:br/>
       <w:br/>
     </w:r>

--- a/tillsyn/A 62006-2025 tillsynsbegäran.docx
+++ b/tillsyn/A 62006-2025 tillsynsbegäran.docx
@@ -231,7 +231,7 @@
     <w:r>
       <w:tab/>
       <w:tab/>
-      <w:t>2025-12-21</w:t>
+      <w:t>2025-12-22</w:t>
       <w:br/>
       <w:br/>
     </w:r>

--- a/tillsyn/A 62006-2025 tillsynsbegäran.docx
+++ b/tillsyn/A 62006-2025 tillsynsbegäran.docx
@@ -231,7 +231,7 @@
     <w:r>
       <w:tab/>
       <w:tab/>
-      <w:t>2025-12-22</w:t>
+      <w:t>2025-12-26</w:t>
       <w:br/>
       <w:br/>
     </w:r>

--- a/tillsyn/A 62006-2025 tillsynsbegäran.docx
+++ b/tillsyn/A 62006-2025 tillsynsbegäran.docx
@@ -231,7 +231,7 @@
     <w:r>
       <w:tab/>
       <w:tab/>
-      <w:t>2025-12-26</w:t>
+      <w:t>2025-12-28</w:t>
       <w:br/>
       <w:br/>
     </w:r>

--- a/tillsyn/A 62006-2025 tillsynsbegäran.docx
+++ b/tillsyn/A 62006-2025 tillsynsbegäran.docx
@@ -231,7 +231,7 @@
     <w:r>
       <w:tab/>
       <w:tab/>
-      <w:t>2025-12-28</w:t>
+      <w:t>2025-12-29</w:t>
       <w:br/>
       <w:br/>
     </w:r>

--- a/tillsyn/A 62006-2025 tillsynsbegäran.docx
+++ b/tillsyn/A 62006-2025 tillsynsbegäran.docx
@@ -231,7 +231,7 @@
     <w:r>
       <w:tab/>
       <w:tab/>
-      <w:t>2025-12-29</w:t>
+      <w:t>2025-12-30</w:t>
       <w:br/>
       <w:br/>
     </w:r>

--- a/tillsyn/A 62006-2025 tillsynsbegäran.docx
+++ b/tillsyn/A 62006-2025 tillsynsbegäran.docx
@@ -231,7 +231,7 @@
     <w:r>
       <w:tab/>
       <w:tab/>
-      <w:t>2025-12-30</w:t>
+      <w:t>2025-12-31</w:t>
       <w:br/>
       <w:br/>
     </w:r>

--- a/tillsyn/A 62006-2025 tillsynsbegäran.docx
+++ b/tillsyn/A 62006-2025 tillsynsbegäran.docx
@@ -231,7 +231,7 @@
     <w:r>
       <w:tab/>
       <w:tab/>
-      <w:t>2026-01-07</w:t>
+      <w:t>2026-01-08</w:t>
       <w:br/>
       <w:br/>
     </w:r>

--- a/tillsyn/A 62006-2025 tillsynsbegäran.docx
+++ b/tillsyn/A 62006-2025 tillsynsbegäran.docx
@@ -231,7 +231,7 @@
     <w:r>
       <w:tab/>
       <w:tab/>
-      <w:t>2026-01-08</w:t>
+      <w:t>2026-01-09</w:t>
       <w:br/>
       <w:br/>
     </w:r>

--- a/tillsyn/A 62006-2025 tillsynsbegäran.docx
+++ b/tillsyn/A 62006-2025 tillsynsbegäran.docx
@@ -231,7 +231,7 @@
     <w:r>
       <w:tab/>
       <w:tab/>
-      <w:t>2026-01-09</w:t>
+      <w:t>2026-01-10</w:t>
       <w:br/>
       <w:br/>
     </w:r>

--- a/tillsyn/A 62006-2025 tillsynsbegäran.docx
+++ b/tillsyn/A 62006-2025 tillsynsbegäran.docx
@@ -231,7 +231,7 @@
     <w:r>
       <w:tab/>
       <w:tab/>
-      <w:t>2026-01-10</w:t>
+      <w:t>2026-01-11</w:t>
       <w:br/>
       <w:br/>
     </w:r>

--- a/tillsyn/A 62006-2025 tillsynsbegäran.docx
+++ b/tillsyn/A 62006-2025 tillsynsbegäran.docx
@@ -231,7 +231,7 @@
     <w:r>
       <w:tab/>
       <w:tab/>
-      <w:t>2026-01-11</w:t>
+      <w:t>2026-01-12</w:t>
       <w:br/>
       <w:br/>
     </w:r>

--- a/tillsyn/A 62006-2025 tillsynsbegäran.docx
+++ b/tillsyn/A 62006-2025 tillsynsbegäran.docx
@@ -231,7 +231,7 @@
     <w:r>
       <w:tab/>
       <w:tab/>
-      <w:t>2026-01-12</w:t>
+      <w:t>2026-01-13</w:t>
       <w:br/>
       <w:br/>
     </w:r>

--- a/tillsyn/A 62006-2025 tillsynsbegäran.docx
+++ b/tillsyn/A 62006-2025 tillsynsbegäran.docx
@@ -231,7 +231,7 @@
     <w:r>
       <w:tab/>
       <w:tab/>
-      <w:t>2026-01-13</w:t>
+      <w:t>2026-01-14</w:t>
       <w:br/>
       <w:br/>
     </w:r>

--- a/tillsyn/A 62006-2025 tillsynsbegäran.docx
+++ b/tillsyn/A 62006-2025 tillsynsbegäran.docx
@@ -231,7 +231,7 @@
     <w:r>
       <w:tab/>
       <w:tab/>
-      <w:t>2026-01-14</w:t>
+      <w:t>2026-01-15</w:t>
       <w:br/>
       <w:br/>
     </w:r>

--- a/tillsyn/A 62006-2025 tillsynsbegäran.docx
+++ b/tillsyn/A 62006-2025 tillsynsbegäran.docx
@@ -231,7 +231,7 @@
     <w:r>
       <w:tab/>
       <w:tab/>
-      <w:t>2026-01-15</w:t>
+      <w:t>2026-01-16</w:t>
       <w:br/>
       <w:br/>
     </w:r>

--- a/tillsyn/A 62006-2025 tillsynsbegäran.docx
+++ b/tillsyn/A 62006-2025 tillsynsbegäran.docx
@@ -231,7 +231,7 @@
     <w:r>
       <w:tab/>
       <w:tab/>
-      <w:t>2026-01-16</w:t>
+      <w:t>2026-01-17</w:t>
       <w:br/>
       <w:br/>
     </w:r>

--- a/tillsyn/A 62006-2025 tillsynsbegäran.docx
+++ b/tillsyn/A 62006-2025 tillsynsbegäran.docx
@@ -231,7 +231,7 @@
     <w:r>
       <w:tab/>
       <w:tab/>
-      <w:t>2026-01-17</w:t>
+      <w:t>2026-01-18</w:t>
       <w:br/>
       <w:br/>
     </w:r>

--- a/tillsyn/A 62006-2025 tillsynsbegäran.docx
+++ b/tillsyn/A 62006-2025 tillsynsbegäran.docx
@@ -231,7 +231,7 @@
     <w:r>
       <w:tab/>
       <w:tab/>
-      <w:t>2026-01-18</w:t>
+      <w:t>2026-01-19</w:t>
       <w:br/>
       <w:br/>
     </w:r>

--- a/tillsyn/A 62006-2025 tillsynsbegäran.docx
+++ b/tillsyn/A 62006-2025 tillsynsbegäran.docx
@@ -231,7 +231,7 @@
     <w:r>
       <w:tab/>
       <w:tab/>
-      <w:t>2026-01-19</w:t>
+      <w:t>2026-01-20</w:t>
       <w:br/>
       <w:br/>
     </w:r>

--- a/tillsyn/A 62006-2025 tillsynsbegäran.docx
+++ b/tillsyn/A 62006-2025 tillsynsbegäran.docx
@@ -231,7 +231,7 @@
     <w:r>
       <w:tab/>
       <w:tab/>
-      <w:t>2026-01-20</w:t>
+      <w:t>2026-01-21</w:t>
       <w:br/>
       <w:br/>
     </w:r>

--- a/tillsyn/A 62006-2025 tillsynsbegäran.docx
+++ b/tillsyn/A 62006-2025 tillsynsbegäran.docx
@@ -231,7 +231,7 @@
     <w:r>
       <w:tab/>
       <w:tab/>
-      <w:t>2026-01-21</w:t>
+      <w:t>2026-01-23</w:t>
       <w:br/>
       <w:br/>
     </w:r>

--- a/tillsyn/A 62006-2025 tillsynsbegäran.docx
+++ b/tillsyn/A 62006-2025 tillsynsbegäran.docx
@@ -231,7 +231,7 @@
     <w:r>
       <w:tab/>
       <w:tab/>
-      <w:t>2026-01-23</w:t>
+      <w:t>2026-01-24</w:t>
       <w:br/>
       <w:br/>
     </w:r>

--- a/tillsyn/A 62006-2025 tillsynsbegäran.docx
+++ b/tillsyn/A 62006-2025 tillsynsbegäran.docx
@@ -231,7 +231,7 @@
     <w:r>
       <w:tab/>
       <w:tab/>
-      <w:t>2026-01-24</w:t>
+      <w:t>2026-01-25</w:t>
       <w:br/>
       <w:br/>
     </w:r>

--- a/tillsyn/A 62006-2025 tillsynsbegäran.docx
+++ b/tillsyn/A 62006-2025 tillsynsbegäran.docx
@@ -231,7 +231,7 @@
     <w:r>
       <w:tab/>
       <w:tab/>
-      <w:t>2026-01-25</w:t>
+      <w:t>2026-01-26</w:t>
       <w:br/>
       <w:br/>
     </w:r>

--- a/tillsyn/A 62006-2025 tillsynsbegäran.docx
+++ b/tillsyn/A 62006-2025 tillsynsbegäran.docx
@@ -231,7 +231,7 @@
     <w:r>
       <w:tab/>
       <w:tab/>
-      <w:t>2026-01-26</w:t>
+      <w:t>2026-01-27</w:t>
       <w:br/>
       <w:br/>
     </w:r>

--- a/tillsyn/A 62006-2025 tillsynsbegäran.docx
+++ b/tillsyn/A 62006-2025 tillsynsbegäran.docx
@@ -231,7 +231,7 @@
     <w:r>
       <w:tab/>
       <w:tab/>
-      <w:t>2026-01-27</w:t>
+      <w:t>2026-01-28</w:t>
       <w:br/>
       <w:br/>
     </w:r>

--- a/tillsyn/A 62006-2025 tillsynsbegäran.docx
+++ b/tillsyn/A 62006-2025 tillsynsbegäran.docx
@@ -103,6 +103,35 @@
         <w:t>Följande fridlysta arter har sina livsmiljöer och växtplatser i den avverkningsanmälda skogen: grönvit nattviol (§8), blåsippa (§9) och revlummer (§9).</w:t>
       </w:r>
     </w:p>
+    <w:p>
+      <w:r>
+        <w:rPr>
+          <w:b/>
+        </w:rPr>
+        <w:t>Blåsippa (§9)</w:t>
+      </w:r>
+      <w:r>
+        <w:t xml:space="preserve"> är typisk art för </w:t>
+      </w:r>
+      <w:r>
+        <w:rPr>
+          <w:i/>
+        </w:rPr>
+        <w:t>9050 Näringsrik granskog, 9020 Nordlig ädellövskog</w:t>
+      </w:r>
+      <w:r>
+        <w:t xml:space="preserve"> och </w:t>
+      </w:r>
+      <w:r>
+        <w:rPr>
+          <w:i/>
+        </w:rPr>
+        <w:t>8240 Karsthällmarker</w:t>
+      </w:r>
+      <w:r>
+        <w:t xml:space="preserve"> (SLU Artdatabanken, 2025).</w:t>
+      </w:r>
+    </w:p>
     <w:sectPr>
       <w:headerReference w:type="even" r:id="rId8"/>
       <w:headerReference w:type="default" r:id="rId9"/>
@@ -231,7 +260,7 @@
     <w:r>
       <w:tab/>
       <w:tab/>
-      <w:t>2026-01-28</w:t>
+      <w:t>2026-01-29</w:t>
       <w:br/>
       <w:br/>
     </w:r>

--- a/tillsyn/A 62006-2025 tillsynsbegäran.docx
+++ b/tillsyn/A 62006-2025 tillsynsbegäran.docx
@@ -260,7 +260,7 @@
     <w:r>
       <w:tab/>
       <w:tab/>
-      <w:t>2026-01-29</w:t>
+      <w:t>2026-01-30</w:t>
       <w:br/>
       <w:br/>
     </w:r>

--- a/tillsyn/A 62006-2025 tillsynsbegäran.docx
+++ b/tillsyn/A 62006-2025 tillsynsbegäran.docx
@@ -260,7 +260,7 @@
     <w:r>
       <w:tab/>
       <w:tab/>
-      <w:t>2026-01-30</w:t>
+      <w:t>2026-01-31</w:t>
       <w:br/>
       <w:br/>
     </w:r>

--- a/tillsyn/A 62006-2025 tillsynsbegäran.docx
+++ b/tillsyn/A 62006-2025 tillsynsbegäran.docx
@@ -260,7 +260,7 @@
     <w:r>
       <w:tab/>
       <w:tab/>
-      <w:t>2026-02-28</w:t>
+      <w:t>2026-03-01</w:t>
       <w:br/>
       <w:br/>
     </w:r>

--- a/tillsyn/A 62006-2025 tillsynsbegäran.docx
+++ b/tillsyn/A 62006-2025 tillsynsbegäran.docx
@@ -260,7 +260,7 @@
     <w:r>
       <w:tab/>
       <w:tab/>
-      <w:t>2026-03-01</w:t>
+      <w:t>2026-03-02</w:t>
       <w:br/>
       <w:br/>
     </w:r>

--- a/tillsyn/A 62006-2025 tillsynsbegäran.docx
+++ b/tillsyn/A 62006-2025 tillsynsbegäran.docx
@@ -260,7 +260,7 @@
     <w:r>
       <w:tab/>
       <w:tab/>
-      <w:t>2026-03-02</w:t>
+      <w:t>2026-03-03</w:t>
       <w:br/>
       <w:br/>
     </w:r>

--- a/tillsyn/A 62006-2025 tillsynsbegäran.docx
+++ b/tillsyn/A 62006-2025 tillsynsbegäran.docx
@@ -260,7 +260,7 @@
     <w:r>
       <w:tab/>
       <w:tab/>
-      <w:t>2026-03-03</w:t>
+      <w:t>2026-03-04</w:t>
       <w:br/>
       <w:br/>
     </w:r>

--- a/tillsyn/A 62006-2025 tillsynsbegäran.docx
+++ b/tillsyn/A 62006-2025 tillsynsbegäran.docx
@@ -260,7 +260,7 @@
     <w:r>
       <w:tab/>
       <w:tab/>
-      <w:t>2026-03-04</w:t>
+      <w:t>2026-03-05</w:t>
       <w:br/>
       <w:br/>
     </w:r>

--- a/tillsyn/A 62006-2025 tillsynsbegäran.docx
+++ b/tillsyn/A 62006-2025 tillsynsbegäran.docx
@@ -260,7 +260,7 @@
     <w:r>
       <w:tab/>
       <w:tab/>
-      <w:t>2026-03-05</w:t>
+      <w:t>2026-03-06</w:t>
       <w:br/>
       <w:br/>
     </w:r>

--- a/tillsyn/A 62006-2025 tillsynsbegäran.docx
+++ b/tillsyn/A 62006-2025 tillsynsbegäran.docx
@@ -260,7 +260,7 @@
     <w:r>
       <w:tab/>
       <w:tab/>
-      <w:t>2026-03-06</w:t>
+      <w:t>2026-03-07</w:t>
       <w:br/>
       <w:br/>
     </w:r>

--- a/tillsyn/A 62006-2025 tillsynsbegäran.docx
+++ b/tillsyn/A 62006-2025 tillsynsbegäran.docx
@@ -260,7 +260,7 @@
     <w:r>
       <w:tab/>
       <w:tab/>
-      <w:t>2026-03-13</w:t>
+      <w:t>2026-03-16</w:t>
       <w:br/>
       <w:br/>
     </w:r>

--- a/tillsyn/A 62006-2025 tillsynsbegäran.docx
+++ b/tillsyn/A 62006-2025 tillsynsbegäran.docx
@@ -260,7 +260,7 @@
     <w:r>
       <w:tab/>
       <w:tab/>
-      <w:t>2026-03-16</w:t>
+      <w:t>2026-03-17</w:t>
       <w:br/>
       <w:br/>
     </w:r>

--- a/tillsyn/A 62006-2025 tillsynsbegäran.docx
+++ b/tillsyn/A 62006-2025 tillsynsbegäran.docx
@@ -260,7 +260,7 @@
     <w:r>
       <w:tab/>
       <w:tab/>
-      <w:t>2026-03-17</w:t>
+      <w:t>2026-03-18</w:t>
       <w:br/>
       <w:br/>
     </w:r>

--- a/tillsyn/A 62006-2025 tillsynsbegäran.docx
+++ b/tillsyn/A 62006-2025 tillsynsbegäran.docx
@@ -260,7 +260,7 @@
     <w:r>
       <w:tab/>
       <w:tab/>
-      <w:t>2026-03-18</w:t>
+      <w:t>2026-03-19</w:t>
       <w:br/>
       <w:br/>
     </w:r>

--- a/tillsyn/A 62006-2025 tillsynsbegäran.docx
+++ b/tillsyn/A 62006-2025 tillsynsbegäran.docx
@@ -260,7 +260,7 @@
     <w:r>
       <w:tab/>
       <w:tab/>
-      <w:t>2026-03-19</w:t>
+      <w:t>2026-03-20</w:t>
       <w:br/>
       <w:br/>
     </w:r>

--- a/tillsyn/A 62006-2025 tillsynsbegäran.docx
+++ b/tillsyn/A 62006-2025 tillsynsbegäran.docx
@@ -260,7 +260,7 @@
     <w:r>
       <w:tab/>
       <w:tab/>
-      <w:t>2026-03-20</w:t>
+      <w:t>2026-03-21</w:t>
       <w:br/>
       <w:br/>
     </w:r>

--- a/tillsyn/A 62006-2025 tillsynsbegäran.docx
+++ b/tillsyn/A 62006-2025 tillsynsbegäran.docx
@@ -260,7 +260,7 @@
     <w:r>
       <w:tab/>
       <w:tab/>
-      <w:t>2026-03-21</w:t>
+      <w:t>2026-03-22</w:t>
       <w:br/>
       <w:br/>
     </w:r>

--- a/tillsyn/A 62006-2025 tillsynsbegäran.docx
+++ b/tillsyn/A 62006-2025 tillsynsbegäran.docx
@@ -260,7 +260,7 @@
     <w:r>
       <w:tab/>
       <w:tab/>
-      <w:t>2026-03-22</w:t>
+      <w:t>2026-03-23</w:t>
       <w:br/>
       <w:br/>
     </w:r>

--- a/tillsyn/A 62006-2025 tillsynsbegäran.docx
+++ b/tillsyn/A 62006-2025 tillsynsbegäran.docx
@@ -260,7 +260,7 @@
     <w:r>
       <w:tab/>
       <w:tab/>
-      <w:t>2026-03-23</w:t>
+      <w:t>2026-03-24</w:t>
       <w:br/>
       <w:br/>
     </w:r>

--- a/tillsyn/A 62006-2025 tillsynsbegäran.docx
+++ b/tillsyn/A 62006-2025 tillsynsbegäran.docx
@@ -260,7 +260,7 @@
     <w:r>
       <w:tab/>
       <w:tab/>
-      <w:t>2026-03-24</w:t>
+      <w:t>2026-03-25</w:t>
       <w:br/>
       <w:br/>
     </w:r>

--- a/tillsyn/A 62006-2025 tillsynsbegäran.docx
+++ b/tillsyn/A 62006-2025 tillsynsbegäran.docx
@@ -260,7 +260,7 @@
     <w:r>
       <w:tab/>
       <w:tab/>
-      <w:t>2026-03-25</w:t>
+      <w:t>2026-03-26</w:t>
       <w:br/>
       <w:br/>
     </w:r>

--- a/tillsyn/A 62006-2025 tillsynsbegäran.docx
+++ b/tillsyn/A 62006-2025 tillsynsbegäran.docx
@@ -260,7 +260,7 @@
     <w:r>
       <w:tab/>
       <w:tab/>
-      <w:t>2026-03-26</w:t>
+      <w:t>2026-03-27</w:t>
       <w:br/>
       <w:br/>
     </w:r>

--- a/tillsyn/A 62006-2025 tillsynsbegäran.docx
+++ b/tillsyn/A 62006-2025 tillsynsbegäran.docx
@@ -260,7 +260,7 @@
     <w:r>
       <w:tab/>
       <w:tab/>
-      <w:t>2026-03-27</w:t>
+      <w:t>2026-03-28</w:t>
       <w:br/>
       <w:br/>
     </w:r>

--- a/tillsyn/A 62006-2025 tillsynsbegäran.docx
+++ b/tillsyn/A 62006-2025 tillsynsbegäran.docx
@@ -260,7 +260,7 @@
     <w:r>
       <w:tab/>
       <w:tab/>
-      <w:t>2026-03-28</w:t>
+      <w:t>2026-03-29</w:t>
       <w:br/>
       <w:br/>
     </w:r>

--- a/tillsyn/A 62006-2025 tillsynsbegäran.docx
+++ b/tillsyn/A 62006-2025 tillsynsbegäran.docx
@@ -260,7 +260,7 @@
     <w:r>
       <w:tab/>
       <w:tab/>
-      <w:t>2026-03-29</w:t>
+      <w:t>2026-03-30</w:t>
       <w:br/>
       <w:br/>
     </w:r>

--- a/tillsyn/A 62006-2025 tillsynsbegäran.docx
+++ b/tillsyn/A 62006-2025 tillsynsbegäran.docx
@@ -260,7 +260,7 @@
     <w:r>
       <w:tab/>
       <w:tab/>
-      <w:t>2026-03-30</w:t>
+      <w:t>2026-03-31</w:t>
       <w:br/>
       <w:br/>
     </w:r>

--- a/tillsyn/A 62006-2025 tillsynsbegäran.docx
+++ b/tillsyn/A 62006-2025 tillsynsbegäran.docx
@@ -260,7 +260,7 @@
     <w:r>
       <w:tab/>
       <w:tab/>
-      <w:t>2026-03-31</w:t>
+      <w:t>2026-04-01</w:t>
       <w:br/>
       <w:br/>
     </w:r>

--- a/tillsyn/A 62006-2025 tillsynsbegäran.docx
+++ b/tillsyn/A 62006-2025 tillsynsbegäran.docx
@@ -260,7 +260,7 @@
     <w:r>
       <w:tab/>
       <w:tab/>
-      <w:t>2026-04-01</w:t>
+      <w:t>2026-04-02</w:t>
       <w:br/>
       <w:br/>
     </w:r>

--- a/tillsyn/A 62006-2025 tillsynsbegäran.docx
+++ b/tillsyn/A 62006-2025 tillsynsbegäran.docx
@@ -260,7 +260,7 @@
     <w:r>
       <w:tab/>
       <w:tab/>
-      <w:t>2026-04-02</w:t>
+      <w:t>2026-04-03</w:t>
       <w:br/>
       <w:br/>
     </w:r>

--- a/tillsyn/A 62006-2025 tillsynsbegäran.docx
+++ b/tillsyn/A 62006-2025 tillsynsbegäran.docx
@@ -260,7 +260,7 @@
     <w:r>
       <w:tab/>
       <w:tab/>
-      <w:t>2026-04-03</w:t>
+      <w:t>2026-04-04</w:t>
       <w:br/>
       <w:br/>
     </w:r>

--- a/tillsyn/A 62006-2025 tillsynsbegäran.docx
+++ b/tillsyn/A 62006-2025 tillsynsbegäran.docx
@@ -260,7 +260,7 @@
     <w:r>
       <w:tab/>
       <w:tab/>
-      <w:t>2026-04-14</w:t>
+      <w:t>2026-04-15</w:t>
       <w:br/>
       <w:br/>
     </w:r>

--- a/tillsyn/A 62006-2025 tillsynsbegäran.docx
+++ b/tillsyn/A 62006-2025 tillsynsbegäran.docx
@@ -260,7 +260,7 @@
     <w:r>
       <w:tab/>
       <w:tab/>
-      <w:t>2026-04-15</w:t>
+      <w:t>2026-04-16</w:t>
       <w:br/>
       <w:br/>
     </w:r>

--- a/tillsyn/A 62006-2025 tillsynsbegäran.docx
+++ b/tillsyn/A 62006-2025 tillsynsbegäran.docx
@@ -260,7 +260,7 @@
     <w:r>
       <w:tab/>
       <w:tab/>
-      <w:t>2026-04-16</w:t>
+      <w:t>2026-04-17</w:t>
       <w:br/>
       <w:br/>
     </w:r>

--- a/tillsyn/A 62006-2025 tillsynsbegäran.docx
+++ b/tillsyn/A 62006-2025 tillsynsbegäran.docx
@@ -260,7 +260,7 @@
     <w:r>
       <w:tab/>
       <w:tab/>
-      <w:t>2026-04-17</w:t>
+      <w:t>2026-04-18</w:t>
       <w:br/>
       <w:br/>
     </w:r>

--- a/tillsyn/A 62006-2025 tillsynsbegäran.docx
+++ b/tillsyn/A 62006-2025 tillsynsbegäran.docx
@@ -260,7 +260,7 @@
     <w:r>
       <w:tab/>
       <w:tab/>
-      <w:t>2026-04-18</w:t>
+      <w:t>2026-04-19</w:t>
       <w:br/>
       <w:br/>
     </w:r>

--- a/tillsyn/A 62006-2025 tillsynsbegäran.docx
+++ b/tillsyn/A 62006-2025 tillsynsbegäran.docx
@@ -260,7 +260,7 @@
     <w:r>
       <w:tab/>
       <w:tab/>
-      <w:t>2026-04-19</w:t>
+      <w:t>2026-04-20</w:t>
       <w:br/>
       <w:br/>
     </w:r>

--- a/tillsyn/A 62006-2025 tillsynsbegäran.docx
+++ b/tillsyn/A 62006-2025 tillsynsbegäran.docx
@@ -260,7 +260,7 @@
     <w:r>
       <w:tab/>
       <w:tab/>
-      <w:t>2026-04-20</w:t>
+      <w:t>2026-04-21</w:t>
       <w:br/>
       <w:br/>
     </w:r>

--- a/tillsyn/A 62006-2025 tillsynsbegäran.docx
+++ b/tillsyn/A 62006-2025 tillsynsbegäran.docx
@@ -260,7 +260,7 @@
     <w:r>
       <w:tab/>
       <w:tab/>
-      <w:t>2026-04-21</w:t>
+      <w:t>2026-04-22</w:t>
       <w:br/>
       <w:br/>
     </w:r>

--- a/tillsyn/A 62006-2025 tillsynsbegäran.docx
+++ b/tillsyn/A 62006-2025 tillsynsbegäran.docx
@@ -260,7 +260,7 @@
     <w:r>
       <w:tab/>
       <w:tab/>
-      <w:t>2026-04-22</w:t>
+      <w:t>2026-04-23</w:t>
       <w:br/>
       <w:br/>
     </w:r>

--- a/tillsyn/A 62006-2025 tillsynsbegäran.docx
+++ b/tillsyn/A 62006-2025 tillsynsbegäran.docx
@@ -260,7 +260,7 @@
     <w:r>
       <w:tab/>
       <w:tab/>
-      <w:t>2026-04-23</w:t>
+      <w:t>2026-04-24</w:t>
       <w:br/>
       <w:br/>
     </w:r>

--- a/tillsyn/A 62006-2025 tillsynsbegäran.docx
+++ b/tillsyn/A 62006-2025 tillsynsbegäran.docx
@@ -260,7 +260,7 @@
     <w:r>
       <w:tab/>
       <w:tab/>
-      <w:t>2026-04-24</w:t>
+      <w:t>2026-04-25</w:t>
       <w:br/>
       <w:br/>
     </w:r>
